--- a/course_docs/PHY_905_comp_astro_syllabus_Spring_2026.docx
+++ b/course_docs/PHY_905_comp_astro_syllabus_Spring_2026.docx
@@ -470,19 +470,7 @@
           <w:rPr>
             <w:rStyle w:val="Hyperlink"/>
           </w:rPr>
-          <w:t>Git version contro</w:t>
-        </w:r>
-        <w:r>
-          <w:rPr>
-            <w:rStyle w:val="Hyperlink"/>
-          </w:rPr>
-          <w:t>l</w:t>
-        </w:r>
-        <w:r>
-          <w:rPr>
-            <w:rStyle w:val="Hyperlink"/>
-          </w:rPr>
-          <w:t xml:space="preserve"> system</w:t>
+          <w:t>Git version control system</w:t>
         </w:r>
       </w:hyperlink>
       <w:r>
@@ -564,19 +552,7 @@
           <w:rPr>
             <w:rStyle w:val="Hyperlink"/>
           </w:rPr>
-          <w:t>https://code.visuals</w:t>
-        </w:r>
-        <w:r>
-          <w:rPr>
-            <w:rStyle w:val="Hyperlink"/>
-          </w:rPr>
-          <w:t>t</w:t>
-        </w:r>
-        <w:r>
-          <w:rPr>
-            <w:rStyle w:val="Hyperlink"/>
-          </w:rPr>
-          <w:t>udio.com/</w:t>
+          <w:t>https://code.visualstudio.com/</w:t>
         </w:r>
       </w:hyperlink>
       <w:r>
@@ -2383,8 +2359,10 @@
     <w:sectPr>
       <w:headerReference w:type="even" r:id="rId14"/>
       <w:headerReference w:type="default" r:id="rId15"/>
-      <w:footerReference w:type="default" r:id="rId16"/>
-      <w:headerReference w:type="first" r:id="rId17"/>
+      <w:footerReference w:type="even" r:id="rId16"/>
+      <w:footerReference w:type="default" r:id="rId17"/>
+      <w:headerReference w:type="first" r:id="rId18"/>
+      <w:footerReference w:type="first" r:id="rId19"/>
       <w:pgSz w:w="12240" w:h="15840"/>
       <w:pgMar w:top="1656" w:right="1440" w:bottom="1440" w:left="1440" w:header="720" w:footer="720" w:gutter="0"/>
       <w:pgNumType w:start="1"/>
@@ -2414,6 +2392,16 @@
 </file>
 
 <file path=word/footer1.xml><?xml version="1.0" encoding="utf-8"?>
+<w:ftr xmlns:wpc="http://schemas.microsoft.com/office/word/2010/wordprocessingCanvas" xmlns:cx="http://schemas.microsoft.com/office/drawing/2014/chartex" xmlns:cx1="http://schemas.microsoft.com/office/drawing/2015/9/8/chartex" xmlns:cx2="http://schemas.microsoft.com/office/drawing/2015/10/21/chartex" xmlns:cx3="http://schemas.microsoft.com/office/drawing/2016/5/9/chartex" xmlns:cx4="http://schemas.microsoft.com/office/drawing/2016/5/10/chartex" xmlns:cx5="http://schemas.microsoft.com/office/drawing/2016/5/11/chartex" xmlns:cx6="http://schemas.microsoft.com/office/drawing/2016/5/12/chartex" xmlns:cx7="http://schemas.microsoft.com/office/drawing/2016/5/13/chartex" xmlns:cx8="http://schemas.microsoft.com/office/drawing/2016/5/14/chartex" xmlns:mc="http://schemas.openxmlformats.org/markup-compatibility/2006" xmlns:aink="http://schemas.microsoft.com/office/drawing/2016/ink" xmlns:am3d="http://schemas.microsoft.com/office/drawing/2017/model3d" xmlns:o="urn:schemas-microsoft-com:office:office" xmlns:oel="http://schemas.microsoft.com/office/2019/extlst" xmlns:r="http://schemas.openxmlformats.org/officeDocument/2006/relationships" xmlns:m="http://schemas.openxmlformats.org/officeDocument/2006/math" xmlns:v="urn:schemas-microsoft-com:vml" xmlns:wp14="http://schemas.microsoft.com/office/word/2010/wordprocessingDrawing" xmlns:wp="http://schemas.openxmlformats.org/drawingml/2006/wordprocessingDrawing" xmlns:w10="urn:schemas-microsoft-com:office:word" xmlns:w="http://schemas.openxmlformats.org/wordprocessingml/2006/main" xmlns:w14="http://schemas.microsoft.com/office/word/2010/wordml" xmlns:w15="http://schemas.microsoft.com/office/word/2012/wordml" xmlns:w16cex="http://schemas.microsoft.com/office/word/2018/wordml/cex" xmlns:w16cid="http://schemas.microsoft.com/office/word/2016/wordml/cid" xmlns:w16="http://schemas.microsoft.com/office/word/2018/wordml" xmlns:w16du="http://schemas.microsoft.com/office/word/2023/wordml/word16du" xmlns:w16sdtdh="http://schemas.microsoft.com/office/word/2020/wordml/sdtdatahash" xmlns:w16sdtfl="http://schemas.microsoft.com/office/word/2024/wordml/sdtformatlock" xmlns:w16se="http://schemas.microsoft.com/office/word/2015/wordml/symex" xmlns:wpg="http://schemas.microsoft.com/office/word/2010/wordprocessingGroup" xmlns:wpi="http://schemas.microsoft.com/office/word/2010/wordprocessingInk" xmlns:wne="http://schemas.microsoft.com/office/word/2006/wordml" xmlns:wps="http://schemas.microsoft.com/office/word/2010/wordprocessingShape" mc:Ignorable="w14 w15 w16se w16cid w16 w16cex w16sdtdh w16sdtfl w16du wp14">
+  <w:p>
+    <w:pPr>
+      <w:pStyle w:val="Footer"/>
+    </w:pPr>
+  </w:p>
+</w:ftr>
+</file>
+
+<file path=word/footer2.xml><?xml version="1.0" encoding="utf-8"?>
 <w:ftr xmlns:wpc="http://schemas.microsoft.com/office/word/2010/wordprocessingCanvas" xmlns:cx="http://schemas.microsoft.com/office/drawing/2014/chartex" xmlns:cx1="http://schemas.microsoft.com/office/drawing/2015/9/8/chartex" xmlns:cx2="http://schemas.microsoft.com/office/drawing/2015/10/21/chartex" xmlns:cx3="http://schemas.microsoft.com/office/drawing/2016/5/9/chartex" xmlns:cx4="http://schemas.microsoft.com/office/drawing/2016/5/10/chartex" xmlns:cx5="http://schemas.microsoft.com/office/drawing/2016/5/11/chartex" xmlns:cx6="http://schemas.microsoft.com/office/drawing/2016/5/12/chartex" xmlns:cx7="http://schemas.microsoft.com/office/drawing/2016/5/13/chartex" xmlns:cx8="http://schemas.microsoft.com/office/drawing/2016/5/14/chartex" xmlns:mc="http://schemas.openxmlformats.org/markup-compatibility/2006" xmlns:aink="http://schemas.microsoft.com/office/drawing/2016/ink" xmlns:am3d="http://schemas.microsoft.com/office/drawing/2017/model3d" xmlns:o="urn:schemas-microsoft-com:office:office" xmlns:oel="http://schemas.microsoft.com/office/2019/extlst" xmlns:r="http://schemas.openxmlformats.org/officeDocument/2006/relationships" xmlns:m="http://schemas.openxmlformats.org/officeDocument/2006/math" xmlns:v="urn:schemas-microsoft-com:vml" xmlns:wp14="http://schemas.microsoft.com/office/word/2010/wordprocessingDrawing" xmlns:wp="http://schemas.openxmlformats.org/drawingml/2006/wordprocessingDrawing" xmlns:w10="urn:schemas-microsoft-com:office:word" xmlns:w="http://schemas.openxmlformats.org/wordprocessingml/2006/main" xmlns:w14="http://schemas.microsoft.com/office/word/2010/wordml" xmlns:w15="http://schemas.microsoft.com/office/word/2012/wordml" xmlns:w16cex="http://schemas.microsoft.com/office/word/2018/wordml/cex" xmlns:w16cid="http://schemas.microsoft.com/office/word/2016/wordml/cid" xmlns:w16="http://schemas.microsoft.com/office/word/2018/wordml" xmlns:w16du="http://schemas.microsoft.com/office/word/2023/wordml/word16du" xmlns:w16sdtdh="http://schemas.microsoft.com/office/word/2020/wordml/sdtdatahash" xmlns:w16sdtfl="http://schemas.microsoft.com/office/word/2024/wordml/sdtformatlock" xmlns:w16se="http://schemas.microsoft.com/office/word/2015/wordml/symex" xmlns:wpg="http://schemas.microsoft.com/office/word/2010/wordprocessingGroup" xmlns:wpi="http://schemas.microsoft.com/office/word/2010/wordprocessingInk" xmlns:wne="http://schemas.microsoft.com/office/word/2006/wordml" xmlns:wps="http://schemas.microsoft.com/office/word/2010/wordprocessingShape" mc:Ignorable="w14 w15 w16se w16cid w16 w16cex w16sdtdh w16sdtfl w16du wp14">
   <w:p>
     <w:pPr>
@@ -2454,6 +2442,16 @@
         <w:tab w:val="right" w:pos="8640"/>
       </w:tabs>
       <w:spacing w:after="720"/>
+    </w:pPr>
+  </w:p>
+</w:ftr>
+</file>
+
+<file path=word/footer3.xml><?xml version="1.0" encoding="utf-8"?>
+<w:ftr xmlns:wpc="http://schemas.microsoft.com/office/word/2010/wordprocessingCanvas" xmlns:cx="http://schemas.microsoft.com/office/drawing/2014/chartex" xmlns:cx1="http://schemas.microsoft.com/office/drawing/2015/9/8/chartex" xmlns:cx2="http://schemas.microsoft.com/office/drawing/2015/10/21/chartex" xmlns:cx3="http://schemas.microsoft.com/office/drawing/2016/5/9/chartex" xmlns:cx4="http://schemas.microsoft.com/office/drawing/2016/5/10/chartex" xmlns:cx5="http://schemas.microsoft.com/office/drawing/2016/5/11/chartex" xmlns:cx6="http://schemas.microsoft.com/office/drawing/2016/5/12/chartex" xmlns:cx7="http://schemas.microsoft.com/office/drawing/2016/5/13/chartex" xmlns:cx8="http://schemas.microsoft.com/office/drawing/2016/5/14/chartex" xmlns:mc="http://schemas.openxmlformats.org/markup-compatibility/2006" xmlns:aink="http://schemas.microsoft.com/office/drawing/2016/ink" xmlns:am3d="http://schemas.microsoft.com/office/drawing/2017/model3d" xmlns:o="urn:schemas-microsoft-com:office:office" xmlns:oel="http://schemas.microsoft.com/office/2019/extlst" xmlns:r="http://schemas.openxmlformats.org/officeDocument/2006/relationships" xmlns:m="http://schemas.openxmlformats.org/officeDocument/2006/math" xmlns:v="urn:schemas-microsoft-com:vml" xmlns:wp14="http://schemas.microsoft.com/office/word/2010/wordprocessingDrawing" xmlns:wp="http://schemas.openxmlformats.org/drawingml/2006/wordprocessingDrawing" xmlns:w10="urn:schemas-microsoft-com:office:word" xmlns:w="http://schemas.openxmlformats.org/wordprocessingml/2006/main" xmlns:w14="http://schemas.microsoft.com/office/word/2010/wordml" xmlns:w15="http://schemas.microsoft.com/office/word/2012/wordml" xmlns:w16cex="http://schemas.microsoft.com/office/word/2018/wordml/cex" xmlns:w16cid="http://schemas.microsoft.com/office/word/2016/wordml/cid" xmlns:w16="http://schemas.microsoft.com/office/word/2018/wordml" xmlns:w16du="http://schemas.microsoft.com/office/word/2023/wordml/word16du" xmlns:w16sdtdh="http://schemas.microsoft.com/office/word/2020/wordml/sdtdatahash" xmlns:w16sdtfl="http://schemas.microsoft.com/office/word/2024/wordml/sdtformatlock" xmlns:w16se="http://schemas.microsoft.com/office/word/2015/wordml/symex" xmlns:wpg="http://schemas.microsoft.com/office/word/2010/wordprocessingGroup" xmlns:wpi="http://schemas.microsoft.com/office/word/2010/wordprocessingInk" xmlns:wne="http://schemas.microsoft.com/office/word/2006/wordml" xmlns:wps="http://schemas.microsoft.com/office/word/2010/wordprocessingShape" mc:Ignorable="w14 w15 w16se w16cid w16 w16cex w16sdtdh w16sdtfl w16du wp14">
+  <w:p>
+    <w:pPr>
+      <w:pStyle w:val="Footer"/>
     </w:pPr>
   </w:p>
 </w:ftr>
@@ -3815,6 +3813,7 @@
   <w:style w:type="character" w:default="1" w:styleId="DefaultParagraphFont">
     <w:name w:val="Default Paragraph Font"/>
     <w:uiPriority w:val="1"/>
+    <w:semiHidden/>
     <w:unhideWhenUsed/>
   </w:style>
   <w:style w:type="table" w:default="1" w:styleId="TableNormal">
